--- a/examples/example_3/Reference_output.docx
+++ b/examples/example_3/Reference_output.docx
@@ -171,7 +171,7 @@
       </w:r>
       <w:r>
         <w:rPr>
-          <w:b/>
+          <w:b w:val="0"/>
         </w:rPr>
         <w:t>benzene-1,2-diamine</w:t>
       </w:r>
@@ -180,7 +180,7 @@
       </w:r>
       <w:r>
         <w:rPr>
-          <w:b/>
+          <w:b w:val="0"/>
         </w:rPr>
         <w:t>509</w:t>
       </w:r>
@@ -189,7 +189,7 @@
       </w:r>
       <w:r>
         <w:rPr>
-          <w:b/>
+          <w:b w:val="0"/>
         </w:rPr>
         <w:t>4.7</w:t>
       </w:r>
@@ -342,7 +342,7 @@
         <w:t xml:space="preserve">) δ = </w:t>
       </w:r>
       <w:r>
-        <w:t>8.13 (d, J = 15.8 Hz, 3H), 7.63 (dd, J = 1.8, 7.3 Hz, 3H), 7.42 (dd, J = 1.8, 7.3 Hz, 3H), 7.36 (dtd, J = 1.7, 7.3, 16.0 Hz, 7H), 6.84 (ddd, J = 3.7, 5.5, 8.2 Hz, 3H), 6.78 - 6.72 (m, 6H), 6.69 (d, J = 7.8 Hz, 3H), 6.44 (d, J = 15.9 Hz, 3H), 4.40 (s, 6H), 3.80 (s, 9H)</w:t>
+        <w:t>8.13 (d, J = 15.8 Hz, 1H), 7.63 (dd, J = 1.8, 7.3 Hz, 1H), 7.42 (dd, J = 1.8, 7.3 Hz, 1H), 7.36 (dtd, J = 1.7, 7.3, 16.0 Hz, 3H), 6.84 (ddd, J = 3.7, 5.5, 8.2 Hz, 1H), 6.78 - 6.72 (m, 2H), 6.69 (d, J = 7.8 Hz, 1H), 6.44 (d, J = 15.9 Hz, 1H), 4.40 (s, 2H), 3.80 (s, 4H)</w:t>
       </w:r>
       <w:r>
         <w:t>.</w:t>
@@ -488,7 +488,7 @@
           <w:b/>
           <w:color w:val="C00000"/>
         </w:rPr>
-        <w:t>(Support check: H expected 18, found 46)</w:t>
+        <w:t>(Support check: H expected 18, found 17)</w:t>
       </w:r>
       <w:bookmarkEnd w:id="2606323135"/>
     </w:p>
@@ -596,7 +596,7 @@
       </w:r>
       <w:r>
         <w:rPr>
-          <w:b/>
+          <w:b w:val="0"/>
         </w:rPr>
         <w:t>benzene-1,2-diamine</w:t>
       </w:r>
@@ -605,7 +605,7 @@
       </w:r>
       <w:r>
         <w:rPr>
-          <w:b/>
+          <w:b w:val="0"/>
         </w:rPr>
         <w:t>238</w:t>
       </w:r>
@@ -614,7 +614,7 @@
       </w:r>
       <w:r>
         <w:rPr>
-          <w:b/>
+          <w:b w:val="0"/>
         </w:rPr>
         <w:t>2.2</w:t>
       </w:r>
@@ -767,7 +767,7 @@
         <w:t xml:space="preserve">) δ = </w:t>
       </w:r>
       <w:r>
-        <w:t>8.01 (d, J = 15.8 Hz, 6H), 7.58 (dd, J = 5.6, 8.7 Hz, 6H), 7.16 (dd, J = 2.7, 9.6 Hz, 6H), 7.00 (td, J = 2.7, 8.3 Hz, 6H), 6.80 (td, J = 2.0, 7.3 Hz, 6H), 6.78 - 6.70 (m, 12H), 6.57 (dd, J = 1.3, 7.8 Hz, 6H), 6.35 (d, J = 15.8 Hz, 6H), 4.39 (s, 11H), 3.79 (s, 18H)</w:t>
+        <w:t>8.01 (d, J = 15.8 Hz, 1H), 7.58 (dd, J = 5.6, 8.7 Hz, 1H), 7.16 (dd, J = 2.7, 9.6 Hz, 1H), 7.00 (td, J = 2.7, 8.3 Hz, 1H), 6.80 (td, J = 2.0, 7.3 Hz, 1H), 6.78 - 6.70 (m, 2H), 6.57 (dd, J = 1.3, 7.8 Hz, 1H), 6.35 (d, J = 15.8 Hz, 1H), 4.39 (s, 2H), 3.79 (s, 4H)</w:t>
       </w:r>
       <w:r>
         <w:t>.</w:t>
@@ -997,7 +997,7 @@
           <w:b/>
           <w:color w:val="C00000"/>
         </w:rPr>
-        <w:t>(Support check: H expected 17, found 83; HRMS calcd 301.1347, found 272.9923 (error 93454.5 ppm; limit 5 ppm))</w:t>
+        <w:t>(Support check: H expected 17, found 15; HRMS calcd 301.1347, found 272.9923 (error 93454.5 ppm; limit 5 ppm))</w:t>
       </w:r>
       <w:bookmarkEnd w:id="174871346"/>
     </w:p>
@@ -1105,7 +1105,7 @@
       </w:r>
       <w:r>
         <w:rPr>
-          <w:b/>
+          <w:b w:val="0"/>
         </w:rPr>
         <w:t>benzene-1,2-diamine</w:t>
       </w:r>
@@ -1114,7 +1114,7 @@
       </w:r>
       <w:r>
         <w:rPr>
-          <w:b/>
+          <w:b w:val="0"/>
         </w:rPr>
         <w:t>238</w:t>
       </w:r>
@@ -1123,7 +1123,7 @@
       </w:r>
       <w:r>
         <w:rPr>
-          <w:b/>
+          <w:b w:val="0"/>
         </w:rPr>
         <w:t>2.2</w:t>
       </w:r>
@@ -1276,7 +1276,7 @@
         <w:t xml:space="preserve">) δ = </w:t>
       </w:r>
       <w:r>
-        <w:t>8.04 (dd, J = 1.5, 15.8 Hz, 4H), 7.40 (dd, J = 5.7, 8.5 Hz, 4H), 7.32 (dd, J = 2.7, 9.7 Hz, 4H), 7.07 (td, J = 2.7, 8.3 Hz, 4H), 6.79 - 6.72 (m, 8H), 6.67 (d, J = 7.7 Hz, 4H), 6.41 (d, J = 15.8 Hz, 4H), 4.37 (s, 8H), 3.81 (s, 12H)</w:t>
+        <w:t>8.04 (dd, J = 1.5, 15.8 Hz, 1H), 7.40 (dd, J = 5.7, 8.5 Hz, 1H), 7.32 (dd, J = 2.7, 9.7 Hz, 1H), 7.07 (td, J = 2.7, 8.3 Hz, 1H), 6.79 - 6.72 (m, 2H), 6.67 (d, J = 7.7 Hz, 1H), 6.41 (d, J = 15.8 Hz, 1H), 4.37 (s, 3H), 3.81 (s, 4H)</w:t>
       </w:r>
       <w:r>
         <w:t>.</w:t>
@@ -1506,7 +1506,7 @@
           <w:b/>
           <w:color w:val="C00000"/>
         </w:rPr>
-        <w:t>(Support check: H expected 17, found 52; HRMS calcd 301.1347, found 272.9921 (error 93455.2 ppm; limit 5 ppm))</w:t>
+        <w:t>(Support check: H expected 17, found 15; HRMS calcd 301.1347, found 272.9921 (error 93455.2 ppm; limit 5 ppm))</w:t>
       </w:r>
       <w:bookmarkEnd w:id="1052476534"/>
     </w:p>
@@ -1614,7 +1614,7 @@
       </w:r>
       <w:r>
         <w:rPr>
-          <w:b/>
+          <w:b w:val="0"/>
         </w:rPr>
         <w:t>benzene-1,2-diamine</w:t>
       </w:r>
@@ -1623,7 +1623,7 @@
       </w:r>
       <w:r>
         <w:rPr>
-          <w:b/>
+          <w:b w:val="0"/>
         </w:rPr>
         <w:t>95.1</w:t>
       </w:r>
@@ -1632,7 +1632,7 @@
       </w:r>
       <w:r>
         <w:rPr>
-          <w:b/>
+          <w:b w:val="0"/>
         </w:rPr>
         <w:t>0.88</w:t>
       </w:r>
@@ -2123,7 +2123,7 @@
       </w:r>
       <w:r>
         <w:rPr>
-          <w:b/>
+          <w:b w:val="0"/>
         </w:rPr>
         <w:t>4,5-dichlorobenzene-1,2-diamine</w:t>
       </w:r>
@@ -2132,7 +2132,7 @@
       </w:r>
       <w:r>
         <w:rPr>
-          <w:b/>
+          <w:b w:val="0"/>
         </w:rPr>
         <w:t>416</w:t>
       </w:r>
@@ -2141,7 +2141,7 @@
       </w:r>
       <w:r>
         <w:rPr>
-          <w:b/>
+          <w:b w:val="0"/>
         </w:rPr>
         <w:t>2.35</w:t>
       </w:r>
